--- a/docs/research/local_deps_20260628/research.docx
+++ b/docs/research/local_deps_20260628/research.docx
@@ -10,13 +10,13 @@
         <w:t xml:space="preserve">research</w:t>
       </w:r>
     </w:p>
-    <w:bookmarkStart w:id="21" w:name="X377b9fe831208cf12461563868e84f87453b161"/>
+    <w:bookmarkStart w:id="21" w:name="Xe89c18b653a56d7edf9a8dc0ff3a98dbdb91435"/>
     <w:p>
       <w:pPr>
         <w:pStyle w:val="Heading1"/>
       </w:pPr>
       <w:r>
-        <w:t xml:space="preserve">Deep multi-angle research — local-dependency obtaining mechanism (ATM-064)</w:t>
+        <w:t xml:space="preserve">Deep multi-angle research — local-dependency obtaining mechanism (TMX-064)</w:t>
       </w:r>
     </w:p>
     <w:p>
@@ -82,7 +82,7 @@
         <w:t xml:space="preserve"> </w:t>
       </w:r>
       <w:r>
-        <w:t xml:space="preserve">ATM-064 — git-ignored per-host local-dependency layer + cross-platform obtaining</w:t>
+        <w:t xml:space="preserve">TMX-064 — git-ignored per-host local-dependency layer + cross-platform obtaining</w:t>
       </w:r>
       <w:r>
         <w:t xml:space="preserve"> </w:t>
@@ -126,7 +126,7 @@
         <w:pStyle w:val="FirstParagraph"/>
       </w:pPr>
       <w:r>
-        <w:t xml:space="preserve">Before closing ATM-064 (and the ATM-063 jemalloc gap it subsumes), confirm — from authoritative</w:t>
+        <w:t xml:space="preserve">Before closing TMX-064 (and the TMX-063 jemalloc gap it subsumes), confirm — from authoritative</w:t>
       </w:r>
       <w:r>
         <w:t xml:space="preserve"> </w:t>
